--- a/paper/猪行为检测-中文成稿-v5.docx
+++ b/paper/猪行为检测-中文成稿-v5.docx
@@ -673,7 +673,7 @@
       <w:r>
         <w:drawing>
           <wp:inline xmlns:a="http://schemas.openxmlformats.org/drawingml/2006/main" xmlns:pic="http://schemas.openxmlformats.org/drawingml/2006/picture">
-            <wp:extent cx="5669280" cy="2720578"/>
+            <wp:extent cx="5669280" cy="2725502"/>
             <wp:docPr id="1" name="Picture 1"/>
             <wp:cNvGraphicFramePr>
               <a:graphicFrameLocks noChangeAspect="1"/>
@@ -694,7 +694,7 @@
                   <pic:spPr>
                     <a:xfrm>
                       <a:off x="0" y="0"/>
-                      <a:ext cx="5669280" cy="2720578"/>
+                      <a:ext cx="5669280" cy="2725502"/>
                     </a:xfrm>
                     <a:prstGeom prst="rect"/>
                   </pic:spPr>
@@ -1611,7 +1611,7 @@
       <w:r>
         <w:drawing>
           <wp:inline xmlns:a="http://schemas.openxmlformats.org/drawingml/2006/main" xmlns:pic="http://schemas.openxmlformats.org/drawingml/2006/picture">
-            <wp:extent cx="5669280" cy="3518616"/>
+            <wp:extent cx="5669280" cy="3088504"/>
             <wp:docPr id="3" name="Picture 3"/>
             <wp:cNvGraphicFramePr>
               <a:graphicFrameLocks noChangeAspect="1"/>
@@ -1632,7 +1632,7 @@
                   <pic:spPr>
                     <a:xfrm>
                       <a:off x="0" y="0"/>
-                      <a:ext cx="5669280" cy="3518616"/>
+                      <a:ext cx="5669280" cy="3088504"/>
                     </a:xfrm>
                     <a:prstGeom prst="rect"/>
                   </pic:spPr>
@@ -2391,7 +2391,7 @@
       <w:r>
         <w:drawing>
           <wp:inline xmlns:a="http://schemas.openxmlformats.org/drawingml/2006/main" xmlns:pic="http://schemas.openxmlformats.org/drawingml/2006/picture">
-            <wp:extent cx="5669280" cy="3398700"/>
+            <wp:extent cx="5669280" cy="3399345"/>
             <wp:docPr id="4" name="Picture 4"/>
             <wp:cNvGraphicFramePr>
               <a:graphicFrameLocks noChangeAspect="1"/>
@@ -2412,7 +2412,7 @@
                   <pic:spPr>
                     <a:xfrm>
                       <a:off x="0" y="0"/>
-                      <a:ext cx="5669280" cy="3398700"/>
+                      <a:ext cx="5669280" cy="3399345"/>
                     </a:xfrm>
                     <a:prstGeom prst="rect"/>
                   </pic:spPr>
@@ -2564,7 +2564,7 @@
       <w:r>
         <w:drawing>
           <wp:inline xmlns:a="http://schemas.openxmlformats.org/drawingml/2006/main" xmlns:pic="http://schemas.openxmlformats.org/drawingml/2006/picture">
-            <wp:extent cx="5669280" cy="2321205"/>
+            <wp:extent cx="5669280" cy="2323694"/>
             <wp:docPr id="7" name="Picture 7"/>
             <wp:cNvGraphicFramePr>
               <a:graphicFrameLocks noChangeAspect="1"/>
@@ -2585,7 +2585,7 @@
                   <pic:spPr>
                     <a:xfrm>
                       <a:off x="0" y="0"/>
-                      <a:ext cx="5669280" cy="2321205"/>
+                      <a:ext cx="5669280" cy="2323694"/>
                     </a:xfrm>
                     <a:prstGeom prst="rect"/>
                   </pic:spPr>
@@ -3271,7 +3271,7 @@
         <w:rPr>
           <w:sz w:val="18"/>
         </w:rPr>
-        <w:t>[2] Peden, R.S.E., Turner, S.P., Boyle, L.A., et al.: The translation of animal welfare research into practice: the case of mixing aggression between pigs. Appl. Anim. Behav. Sci. 204, 1–9 (2018)</w:t>
+        <w:t>[2] Peden, R.S.E., Turner, S.P., Boyle, L.A., et al.: The translation of animal welfare research into practice: the case of mixing aggression between pigs. Appl. Anim. Behav. Sci. 204, 1–9 (2018). https://doi.org/10.1016/j.applanim.2018.03.003</w:t>
       </w:r>
     </w:p>
     <w:p>
@@ -3447,7 +3447,7 @@
         <w:rPr>
           <w:sz w:val="18"/>
         </w:rPr>
-        <w:t>[18] Gu, Z., He, D., Huang, J., et al.: Simultaneous detection of fruits and fruiting stems in mango using improved YOLOv8 model deployed by edge device. Comput. Electron. Agric. 227, 109524 (2024)</w:t>
+        <w:t>[18] Gu, Z., He, D., Huang, J., et al.: Simultaneous detection of fruits and fruiting stems in mango using improved YOLOv8 model deployed by edge device. Comput. Electron. Agric. 227, 109512 (2024). https://doi.org/10.1016/j.compag.2024.109512</w:t>
       </w:r>
     </w:p>
     <w:p>

--- a/paper/猪行为检测-中文成稿-v5.docx
+++ b/paper/猪行为检测-中文成稿-v5.docx
@@ -31,7 +31,7 @@
         <w:rPr>
           <w:i w:val="0"/>
         </w:rPr>
-        <w:t>群养猪的自动化行为监测，要求检测模型既能识别稀有但关乎福利的行为，又能在低成本边缘硬件上实时运行。本文基于 YOLOv11n 构建了一套实时多行为检测框架，并在 Jetson Nano 上完成部署验证。三项工作让这套框架真正可用：其一，类别不均衡感知采样策略（频率封顶的离线过采样），不改网络即提升稀有类检测——低频行为active 的 AP 在测试集上从 0.526 提升至 0.639，总体召回率在验证集上提高 2.1 个百分点；其二，FasterNet 轻量化主干替换配合"恒等保持"预训练权重迁移策略，参数量降低 4.4%，三次重复实验中精度与基线统计相当（test mAP50 0.590±0.009 对三种子基线 0.606±0.008），且推理速度为所有参评模型最快（RTX 3090 上 117.6 FPS）；其三，Jetson Nano 实测验证实时性（640×640 输入 19.7 FPS、480×480 输入 33.3 FPS、整机功耗约 5W），并通过两级泛化分析（未见序列压力测试与独立农场数据集）如实划定框架的适用边界。</w:t>
+        <w:t>群养猪的自动化行为监测，要求检测模型既能识别稀有但关乎福利的行为，又能在低成本边缘硬件上实时运行。本文基于 YOLOv11n 构建了一套实时多行为检测框架，并在 Jetson Nano 上完成部署验证，三项设计选择支撑起最终结果：其一，类别不均衡感知采样策略（频率封顶的离线过采样），不改网络即提升稀有类检测——低频行为 active 的 AP 在测试集上从 0.526 提升至 0.639，总体召回率在验证集上提高 2.1 个百分点；其二，FasterNet 轻量化主干替换配合"恒等保持"预训练权重迁移策略，参数量降低 4.4%，三次重复实验中精度与基线统计相当（test mAP50 0.590±0.009 对三种子基线 0.606±0.008），且出人意料地是全部参评模型中最快的（RTX 3090 上 117.6 FPS）；其三，Jetson Nano 实测验证实时性（640×640 输入 19.7 FPS、480×480 输入 33.3 FPS、整机功耗约 5W）。两级泛化分析（未见序列压力测试与独立农场数据集）则为整套研究收束闭环：划清框架在何处有效、何处失效。</w:t>
       </w:r>
     </w:p>
     <w:p>
@@ -63,7 +63,7 @@
         <w:rPr>
           <w:i w:val="0"/>
         </w:rPr>
-        <w:t>但监测要在经济账上成立，检测就必须跑在猪舍内的廉价边缘设备上。一个商业猪场可能有上百个栏位，把所有视频流上传云端，在农村网络条件下既不现实，云推理的持续开销也远超边缘板卡的一次性投入。延迟同样关键：一条迟到几分钟的打斗警报几乎没有价值。这就是为什么工程上的主流趋势是把检测器带到数据旁边，而不是反过来。</w:t>
+        <w:t>但监测要在经济账上成立，检测就必须跑在猪舍内的廉价边缘设备上。一个商业猪场可能有上百个栏位，把所有视频流上传云端，在农村网络条件下既不现实，云推理的持续开销也远超边缘板卡的一次性投入。延迟同样关键：一条迟到几分钟的打斗警报几乎没有价值。工程趋势因此只有一个方向——把检测器带到数据旁边，而不是反过来。</w:t>
       </w:r>
     </w:p>
     <w:p>
@@ -1085,7 +1085,7 @@
         <w:rPr>
           <w:i w:val="0"/>
         </w:rPr>
-        <w:t>表 3 按我们实际探索的顺序走过整个设计空间，包括失败。两次注意力集成尝试（M1、M2）列在最前：两者都明显损伤精度，而其诊断（3.5 节）正是我们转向恒等保持集成的原因。FasterNet 单独替换（M3）以 4.4% 参数削减为代价损失 2.7 个 test 点；热重启续训实验（100+100 轮、lr0=0.002）追回 2.95 点，说明差距部分是替换块欠训的产物而非容量天花板。采样策略单独使用（M4）是最有效的单一改动：test mAP50 由 0.5964 升至 0.6035，验证集召回由 0.605 升至 0.626（+2.1 点，验证集），增益集中在稀有类（4.4 节；训练动态见图 3）。组合模型（M5）达到 0.5932——与基线仅差 0.32 点——同时参数少 4.4%，也是第 5 节部署的模型。最后，阴性对照（M6）把同一采样策略施加于 YOLOv12n：精度由 0.6135 降至 0.5994（-1.4 点），即曝光再平衡的收益无法迁移到注意力中心基座。我们将其读作 YOLOv12n 原生抗不均衡更强、重采样反而致其过拟合的证据；它也回溯性地印证了我们在这一"数据集+方法"组合下选择 YOLOv11n 作基座的经验判断。</w:t>
+        <w:t>表 3 按我们实际探索的顺序走过整个设计空间，包括失败。两次注意力集成尝试（M1、M2）列在最前：两者都明显损伤精度，而其诊断（3.5 节）正是我们转向恒等保持集成的原因。FasterNet 单独替换（M3）以 4.4% 参数削减为代价损失 2.7 个 test 点；热重启续训实验（100+100 轮、lr0=0.002）追回 2.95 点，说明差距部分是替换块欠训的产物而非容量天花板。采样策略单独使用（M4）是最有效的单一改动：test mAP50 由 0.5964 升至 0.6035，验证集召回由 0.605 升至 0.626（+2.1 点，验证集），增益集中在稀有类（4.4 节；训练动态见图 3）。组合模型（M5）达到 0.5932——与基线仅差 0.32 点——同时参数少 4.4%，也是第 5 节部署的模型。最后，阴性对照（M6）把同一采样策略施加于 YOLOv12n：精度由 0.6135 降至 0.5994（-1.4 点），即曝光再平衡的收益无法迁移到注意力中心基座。我们将其读作 YOLOv12n 原生抗不均衡更强、重采样反而致其过拟合的证据；它也回溯性地支持了我们在这一"数据集+方法"组合下选择 YOLOv11n 作基座的经验判断。</w:t>
       </w:r>
     </w:p>
     <w:p>
@@ -1667,7 +1667,7 @@
         <w:rPr>
           <w:i w:val="0"/>
         </w:rPr>
-        <w:t>表 4 在相同训练条件下对比两个采用变体与对照组。M4（0.6035）超过 YOLOv5n（0.6001）、RT-DETR-l（0.6008）、YOLOv8n（0.5877）与未改动的 YOLOv11n 基线（0.5964），仅次于 YOLOv12n（0.6135）。M5 以 2.47M 参数达到 0.5932：比 YOLOv8n 小 18% 仍反超，并逼近 RT-DETR-l——参数量约为其 1/13、FLOPs 约为其 1/16；当目标硬件是 5 瓦边缘板而非服务器 GPU 时，这是一个有实际意义的工作点。两个现象值得记录：其一，YOLOv8n 在验证集上高于我们基线、在测试集上反而更低——验证集排名并不总能挺过留出数据的检验；其二，YOLOv12n 虽是本数据集精度王，却也是我们实测最慢的模型（4.6 节），且如 M6 所示并不受益于采样策略——对边缘导向的框架而言，我们把它视为强力的服务器端参照，而非部署候选。</w:t>
+        <w:t>表 4 在相同训练条件下对比两个采用变体与对照组。M4（0.6035）超过 YOLOv5n（0.6001）、RT-DETR-l（0.6008）、YOLOv8n（0.5877）与未改动的 YOLOv11n 基线（0.5964），仅次于 YOLOv12n（0.6135）。M5 以 2.47M 参数达到 0.5932：比 YOLOv8n 小 18% 仍反超，并逼近 RT-DETR-l——参数量约为其 1/13、FLOPs 约为其 1/16；当目标硬件是 5 瓦边缘板而非服务器 GPU 时，这是一个有实际意义的工作点。两个现象尤为突出：其一，YOLOv8n 在验证集上高于我们基线、在测试集上反而更低——验证集排名并不总能挺过留出数据的检验；其二，YOLOv12n 虽是本数据集精度王，却也是我们实测最慢的模型（4.6 节），且如 M6 所示并不受益于采样策略——对边缘导向的框架而言，我们把它视为强力的服务器端参照，而非部署候选。</w:t>
       </w:r>
     </w:p>
     <w:p>
@@ -2137,7 +2137,7 @@
         <w:rPr>
           <w:i w:val="0"/>
         </w:rPr>
-        <w:t>小型检测器单次训练的波动轻易可达半个百分点，因此基线与两个采用模型都以三个不同种子重复。基线验证集 0.5822±0.0087、测试集 0.6060±0.0084（种子 0 精确复现表 3 所报的 0.5964 单次实验）。M4 验证集 0.5790±0.0054、测试集 0.5987±0.0062；M5 分别为 0.5620±0.0079 与 0.5904±0.0086。相对三种子基线 test 均值，M5 的差值（-0.016）约相当于种子间变异的两个标准误，在 0.05 水平不显著（双样本 t 检验，p≈0.09），故我们将 M5 的精度表述为与基线统计相当而非超越。M4 的 test 均值落在基线一个标准差以内（-0.007）——其真正价值如 4.4 节所示，在于精度向稀有的福利相关行为再分配，以及验证集 +2.1 点的召回增益，而非整体 mAP 上涨。我们刻意这样呈现："整体提升"的框架经不起审稿人推敲，而稀有类框架既诚实，对福利预警又恰是实际相关的那个。</w:t>
+        <w:t>小型检测器单次训练的波动轻易可达半个百分点，因此基线与两个采用模型都以三个不同种子重复。基线验证集 0.5822±0.0087、测试集 0.6060±0.0084（种子 0 精确复现表 3 所报的 0.5964 单次实验）。M4 验证集 0.5790±0.0054、测试集 0.5987±0.0062；M5 分别为 0.5620±0.0079 与 0.5904±0.0086。相对三种子基线 test 均值，M5 的差值（-0.016）约相当于种子间变异的两个标准误，在 0.05 水平不显著（双样本 t 检验，p≈0.09），故我们将 M5 的精度表述为与基线统计相当而非超越。M4 的 test 均值落在基线一个标准差以内（-0.007）——其真正价值如 4.4 节所示，在于精度向稀有的福利相关行为再分配，以及验证集 +2.1 点的召回增益，而非整体 mAP 上涨。我们刻意这样呈现："整体提升"的框架会夸大证据，而稀有类框架既诚实，对福利预警又恰是实际相关的那个。</w:t>
       </w:r>
     </w:p>
     <w:p>
@@ -3177,7 +3177,7 @@
         <w:rPr>
           <w:i w:val="0"/>
         </w:rPr>
-        <w:t>本文提出了一个轻量化、实时的群养猪多行为检测框架，将类别不均衡感知采样与 FasterNet 主干替换在"恒等保持"集成策略下结合。在公开的十类行为数据集上，框架将低频行为（active）的 AP 在独立测试集上提升 11.3 点、验证集召回提升 2.1 点；三次重复实验中整体精度与 YOLOv11n 基线统计相当；参数量减少 4.4%；在服务器 GPU 上是所有参评模型中最快的（117.6 FPS）。Jetson Nano 上板验证确认实时运行（640×640 下 19.7 FPS、480×480 下 33.3 FPS），整机功耗约 5W。两级泛化分析——未见序列压力测试与独立农场数据集零样本评估——诚实地划定了适用边界：框架今天即可用于同农场部署；域适应与多农场数据采集则是明天跨农场运行的关键方向。</w:t>
+        <w:t>本文提出了一个轻量化、实时的群养猪多行为检测框架，将类别不均衡感知采样与 FasterNet 主干替换在"恒等保持"集成策略下结合。在公开的十类行为数据集上，框架将低频行为（active）的 AP 在独立测试集上提升 11.3 点、验证集召回提升 2.1 点；三次重复实验中整体精度与 YOLOv11n 基线统计相当；参数量减少 4.4%；在服务器 GPU 上是所有参评模型中最快的（117.6 FPS）。Jetson Nano 上板验证确认实时运行（640×640 下 19.7 FPS、480×480 下 33.3 FPS），整机功耗约 5W。两级泛化分析——未见序列压力测试与独立农场数据集零样本评估——不加粉饰地划出了适用边界：框架今天即可用于同农场部署；域适应与多农场数据采集则是明天跨农场运行的关键方向。</w:t>
       </w:r>
     </w:p>
     <w:p>

--- a/paper/猪行为检测-中文成稿-v5.docx
+++ b/paper/猪行为检测-中文成稿-v5.docx
@@ -31,7 +31,7 @@
         <w:rPr>
           <w:i w:val="0"/>
         </w:rPr>
-        <w:t>群养猪的自动化行为监测，要求检测模型既能识别稀有但关乎福利的行为，又能在低成本边缘硬件上实时运行。本文基于 YOLOv11n 构建了一套实时多行为检测框架，并在 Jetson Nano 上完成部署验证，三项设计选择支撑起最终结果：其一，类别不均衡感知采样策略（频率封顶的离线过采样），不改网络即提升稀有类检测——低频行为 active 的 AP 在测试集上从 0.526 提升至 0.639，总体召回率在验证集上提高 2.1 个百分点；其二，FasterNet 轻量化主干替换配合"恒等保持"预训练权重迁移策略，参数量降低 4.4%，三次重复实验中精度与基线统计相当（test mAP50 0.590±0.009 对三种子基线 0.606±0.008），且出人意料地是全部参评模型中最快的（RTX 3090 上 117.6 FPS）；其三，Jetson Nano 实测验证实时性（640×640 输入 19.7 FPS、480×480 输入 33.3 FPS、整机功耗约 5W）。两级泛化分析（未见序列压力测试与独立农场数据集）则为整套研究收束闭环：划清框架在何处有效、何处失效。</w:t>
+        <w:t>群养猪的自动化行为监测，要求检测模型既能识别稀有但关乎福利的行为，又能在低成本边缘硬件上实时运行。本文基于 YOLOv11n 构建了一套实时多行为检测框架，并在 Jetson Nano 上完成部署验证，三项设计选择支撑起最终结果：其一，类别不均衡感知采样策略（频率封顶的离线过采样），不改网络即提升稀有类检测——低频行为 active 的 AP 在测试集上从 0.526 提升至 0.639，总体召回率在验证集上提高 2.1 个百分点；其二，FasterNet 轻量化主干替换配合"恒等保持"预训练权重迁移策略，参数量降低 4.4%，三次重复实验中精度与基线统计相当（test mAP50 0.590±0.009 对三种子基线 0.606±0.008），且出人意料地是全部参评模型中最快的（RTX 3090 上 117.6 FPS）；其三，Jetson Nano 实测验证实时性（640×640 输入 19.7 FPS、480×480 输入 33.3 FPS、整机总功耗约 7 W（计算轨约 5 W））。两级泛化分析（未见序列压力测试与独立农场数据集）则为整套研究收束闭环：划清框架在何处有效、何处失效。</w:t>
       </w:r>
     </w:p>
     <w:p>
@@ -103,7 +103,7 @@
         <w:rPr>
           <w:i w:val="0"/>
         </w:rPr>
-        <w:t>（3）Jetson Nano 部署验证（19.7–33.3 FPS、约 5W）与两级泛化分析（未见序列、独立农场数据集），完整划定框架的适用边界。</w:t>
+        <w:t>（3）Jetson Nano 部署验证（19.7–33.3 FPS、约 7 W 整机功耗）与两级泛化分析（未见序列、独立农场数据集），完整划定框架的适用边界。</w:t>
       </w:r>
     </w:p>
     <w:p>
@@ -2557,7 +2557,7 @@
         <w:rPr>
           <w:i w:val="0"/>
         </w:rPr>
-        <w:t>只能在服务器 GPU 上跑的检测器解决不了引言中的现场问题，因此我们在 Jetson Nano（4 GB、Maxwell GPU、JetPack 4.6.3、TensorRT 8.2）上验证了完整部署链路——这块板子的零售价大约相当于一个产床传感器。链路为 PyTorch → ONNX（opset 12）→ TensorRT FP16（图 7）。导出件很小：M5 权重 5.2 MB（基线 5.5 MB）、ONNX 10.1 MB，栏端设备的远程更新成本极低。实测：M5 在 640×640 输入下每帧 50.2 ms（19.7 FPS），480×480 下 30.0 ms（33.3 FPS）——与基线（50.8 ms/19.7 FPS、29.9 ms/33.4 FPS）基本持平——满载整机功耗约 5W。两个工作点对行为监测都属实时（行为事件以秒级展开）；480×480 工作点还为同板多路视频流或多模型管线留出了余量。</w:t>
+        <w:t>只能在服务器 GPU 上跑的检测器解决不了引言中的现场问题，因此我们在 Jetson Nano（4 GB、Maxwell GPU、JetPack 4.6.3、TensorRT 8.2）上验证了完整部署链路——这块板子的零售价大约相当于一个产床传感器。链路为 PyTorch → ONNX（opset 12）→ TensorRT FP16（图 7）。导出件很小：M5 权重 5.2 MB（基线 5.5 MB）、ONNX 10.1 MB，栏端设备的远程更新成本极低。实测：M5 在 640×640 输入下每帧 50.2 ms（19.7 FPS），480×480 下 30.0 ms（33.3 FPS）——与基线（50.8 ms/19.7 FPS、29.9 ms/33.4 FPS）基本持平——持续满载下整机总输入约 7 W（空闲 3.4 W，GPU 与 CPU 计算轨合计约 5 W，实测见下）。两个工作点对行为监测都属实时（行为事件以秒级展开）；480×480 工作点还为同板多路视频流或多模型管线留出了余量。</w:t>
       </w:r>
     </w:p>
     <w:p>
@@ -2613,6 +2613,14 @@
           <w:i w:val="0"/>
         </w:rPr>
         <w:t>部署过程中有三点实践发现值得报告——这一领域文献很少记录它们，而每一点都真实消耗过我们的时间。其一，INT8 量化在这块板子上实际不可用：Maxwell GPU 没有原生 INT8 单元，TensorRT 8.2 的校准在其上失败，因此 FP16 是 Nano 级硬件的实际精度下限；需要 INT8 的读者应预算 Orin 级板卡。其二，M5 与基线的板上延迟差不足 2%——TensorRT 算子融合在这一模型规模下吸收了部分卷积的优势，服务器端的速度差（表 5）并未延续到边缘端。诚实的表述因此是：Nano 上打平、模型更小，而非速度领先。其三，构建工具链的脆弱之处值得外业前知晓：一次被中断的 onnxslim 简化留下了静默损坏的 ONNX 文件，直到引擎构建时才暴露；随后一连串构建失败报了误导性的 cuDNN 符号错误，重启后消失（崩溃构建留下的过期 GPU 状态）。不做图简化的导出、一次只跑一个引擎构建、任何崩溃后重启，让管线可复现。这些问题在服务器端评测中都不会出现——这正是我们在此记录它们的原因。</w:t>
+      </w:r>
+    </w:p>
+    <w:p>
+      <w:r>
+        <w:rPr>
+          <w:i w:val="0"/>
+        </w:rPr>
+        <w:t>另外三组测量为"实时"二字划出精确边界。其一，延迟预算在 640×640 下分解得很干净：主机到设备传输 0.48 ms、GPU 计算 49.6 ms、设备回传 0.06 ms——引擎本身并不是需要盯防的瓶颈，CPU 侧才是：纯 Python 前/后处理管线的开销会超过 GPU 时间（640×640 图源的 JPEG 解码与缩放 17.1 ms、1080p 源 107.9 ms；优化 C 实现的归一化与排布转换 6.8 ms；约 370 候选的 NMS 仅 0.5 ms），TensorRT 的 enqueue 开销另有 9.5–10.4 ms，因此生产管线的前/后处理应当以 C 或 CUDA 实现。其二，持续运行稳定：连续 12,000 次推理（10.7 分钟）吞吐保持 20.0 FPS，第 99 百分位延迟 51.3 ms，GPU 温度峰值 55.5 °C，全程无热节流事件、无降频。其三，轨级功耗实测（INA3221）：空闲 3.4 W，持续满载总输入 ≈7.0 W，其中约 5.0 W 落在 GPU 与 CPU 轨——即上文引用的口径。</w:t>
       </w:r>
     </w:p>
     <w:p>
@@ -3177,7 +3185,7 @@
         <w:rPr>
           <w:i w:val="0"/>
         </w:rPr>
-        <w:t>本文提出了一个轻量化、实时的群养猪多行为检测框架，将类别不均衡感知采样与 FasterNet 主干替换在"恒等保持"集成策略下结合。在公开的十类行为数据集上，框架将低频行为（active）的 AP 在独立测试集上提升 11.3 点、验证集召回提升 2.1 点；三次重复实验中整体精度与 YOLOv11n 基线统计相当；参数量减少 4.4%；在服务器 GPU 上是所有参评模型中最快的（117.6 FPS）。Jetson Nano 上板验证确认实时运行（640×640 下 19.7 FPS、480×480 下 33.3 FPS），整机功耗约 5W。两级泛化分析——未见序列压力测试与独立农场数据集零样本评估——不加粉饰地划出了适用边界：框架今天即可用于同农场部署；域适应与多农场数据采集则是明天跨农场运行的关键方向。</w:t>
+        <w:t>本文提出了一个轻量化、实时的群养猪多行为检测框架，将类别不均衡感知采样与 FasterNet 主干替换在"恒等保持"集成策略下结合。在公开的十类行为数据集上，框架将低频行为（active）的 AP 在独立测试集上提升 11.3 点、验证集召回提升 2.1 点；三次重复实验中整体精度与 YOLOv11n 基线统计相当；参数量减少 4.4%；在服务器 GPU 上是所有参评模型中最快的（117.6 FPS）。Jetson Nano 上板验证确认实时运行（640×640 下 19.7 FPS、480×480 下 33.3 FPS），整机总功耗约 7 W。两级泛化分析——未见序列压力测试与独立农场数据集零样本评估——不加粉饰地划出了适用边界：框架今天即可用于同农场部署；域适应与多农场数据采集则是明天跨农场运行的关键方向。</w:t>
       </w:r>
     </w:p>
     <w:p>

--- a/paper/猪行为检测-中文成稿-v5.docx
+++ b/paper/猪行为检测-中文成稿-v5.docx
@@ -183,7 +183,7 @@
         <w:rPr>
           <w:i w:val="0"/>
         </w:rPr>
-        <w:t>实验采用公开群养猪行为数据集（Roboflow Universe，CC BY 4.0 [19]），源自 Bergamini 等 [20] 公开记录的采集工作，由商业猪舍固定顶置摄像头于自然日光下录制。数据集共 5,620 张图像、13,995 个标注实例，覆盖 10 类行为，画面为栏位俯视或斜视视角。公开数据集未提供品种与日龄信息。本文沿用发布方切分（训练 3,936 / 验证 1,123 / 测试 561 张）。标注质量经训练集随机抽样目检核验。本研究仅使用公开获取的非侵入式数据，不涉及动物实验，无需伦理审批。表 1 给出各类的行为学定义并汇总实例分布，图 1 将分布与由其导出的复制倍率（见 3.3 节）一并可视化。</w:t>
+        <w:t>实验采用公开群养猪行为数据集（Roboflow Universe，CC BY 4.0 [19]），源自 Bergamini 等 [20] 公开记录的采集工作，由商业猪舍固定顶置摄像头于自然日光下录制。数据集共 5,620 张图像、13,995 个标注实例，覆盖 10 类行为，画面为栏位俯视或斜视视角。公开数据集未提供品种与日龄信息。本文沿用发布方切分（训练 3,936 / 验证 1,123 / 测试 561 张）。行为定义与标注协议遵循原始采集研究 [20]；标注质量另经训练集随机抽样目检核验。本研究仅使用公开获取的非侵入式数据，不涉及动物实验，无需伦理审批。表 1 给出各类的行为学定义并汇总实例分布，图 1 将分布与由其导出的复制倍率（见 3.3 节）一并可视化。</w:t>
       </w:r>
     </w:p>
     <w:p>
@@ -3169,7 +3169,7 @@
         <w:rPr>
           <w:i w:val="0"/>
         </w:rPr>
-        <w:t>局限。最稀有类 sitting（144 实例）在所有模型与切分下仍然偏弱——解药是更多稀有类影像，而非更好的架构。框架仅在单一来源数据集（固定摄像头、日光）上评估，夜视、产床、户外栏位超出范围。跨农场、跨品种泛化尚未解决（第 6 节）。INT8 加速需要比 Maxwell 代 Nano 更新的边缘硬件。最后，行为标签是帧级瞬时的。我们实测了一种轻量时序后处理（IoU 轨迹匹配加多数类投票）：在验证集上没有精度收益——基准帧为稀疏抽样（相邻帧相差数十至数百帧），轨迹匹配跨时间间隔失效、投票反而污染正确的单帧标签。时序集成对密集连续帧的实时视频仍有希望——恰是第 5 节的部署形态——它与域适应、多农场数据采集并列为下一步方向。</w:t>
+        <w:t>局限。最稀有类 sitting（144 实例）在所有模型与切分下仍然偏弱——解药是更多稀有类影像，而非更好的架构。框架仅在单一来源数据集（固定摄像头、日光）上评估，夜视、产床、户外栏位超出范围。跨农场、跨品种泛化尚未解决（第 6 节）。INT8 加速需要比 Maxwell 代 Nano 更新的边缘硬件。最后，行为标签是帧级瞬时的。我们实测了一种轻量时序后处理（IoU 轨迹匹配加多数类投票）：在验证集上没有精度收益——基准帧为稀疏抽样（相邻帧相差数十至数百帧），轨迹匹配跨时间间隔失效、投票反而污染正确的单帧标签。告警侧，帧级标签可自然聚合为栏级统计——打斗频次、静卧时长占比、饮水到访次数——其上以简单阈值规则即可触发福利告警；阈值整定因场而异，属于部署期工作。时序集成对密集连续帧的实时视频仍有希望——恰是第 5 节的部署形态——它与域适应、多农场数据采集并列为下一步方向。</w:t>
       </w:r>
     </w:p>
     <w:p>

--- a/paper/猪行为检测-中文成稿-v5.docx
+++ b/paper/猪行为检测-中文成稿-v5.docx
@@ -2121,7 +2121,7 @@
         <w:rPr>
           <w:i w:val="0"/>
         </w:rPr>
-        <w:t>整体 mAP 掩盖了这套框架存在的理由，在线资源 1（补充材料）表 S1 因此在验证集上按行为类别拆分 AP50——四个消融模型在验证集上可直接互比。M4 的增益精确落在预定目标上：active 由 0.459 升至 0.552（+9.3 点），drink 由 0.408 升至 0.459（+5.1），sitting 由 0.403 升至 0.423（+2.0），中频的 eat 与 standing 各升 1.1 点。代价是 nose-to-nose 下降 6.4 点——该类的 358 个实例来自少数几个场景，四倍曝光看来是对那几个具体场景过拟合而非对行为本身，这一失效模式在第 7 节展开。在独立测试集上（基线对 M4），最醒目的稀有类结果是 active 由 0.526 升至 0.639（+11.3 点），sitting（0.534→0.571）与 fight（0.840→0.871）亦有提升；drink、eat、standing、walk 在 ±3 点内双向波动。组合模型 M5 在最稀有类上不及 M4，但部分挽回了 nose-to-nose 的损失（验证集 0.710，高于基线 0.686）——FasterNet 特征与再平衡曝光在紧密接触行为上似乎形成了良性互动。sitting 在所有模型与切分下都是最弱类（0.23–0.57）；144 个实例的体量决定了这是数据稀缺问题，而非架构问题。基线、M4 与 M5 在独立测试集上的分类别 AP50 见在线资源 1 表 S2；稀有类格局与验证集一致。</w:t>
+        <w:t>整体 mAP 掩盖了这套框架存在的理由，在线资源 1（补充材料）表 S1 因此在验证集上按行为类别拆分 AP50——四个消融模型在验证集上可直接互比。M4 的增益精确落在预定目标上：active 由 0.459 升至 0.552（+9.3 点），drink 由 0.408 升至 0.459（+5.1），sitting 由 0.403 升至 0.423（+2.0），中频的 eat 与 standing 各升 1.1 点。代价是 nose-to-nose 下降 6.4 点——该类的 358 个实例来自少数几个场景，四倍曝光看来是对那几个具体场景过拟合而非对行为本身，这一失效模式在第 7 节展开。在独立测试集上（基线对 M4），最醒目的稀有类结果是 active 由 0.526 升至 0.639（+11.3 点），sitting（0.534→0.571）与 fight（0.840→0.871）亦有提升；drink、eat、standing、walk 在 ±3 点内双向波动。组合模型 M5 在最稀有类上不及 M4，但部分挽回了 nose-to-nose 的损失（验证集 0.710，高于基线 0.686）——FasterNet 特征与再平衡曝光在紧密接触行为上似乎形成了良性互动。sitting 在所有模型与切分下都是最弱类（0.23–0.57）；144 个实例的体量决定了这是数据稀缺问题，而非架构问题。基线、M4 与 M5 在独立测试集上的分类别 AP50 见在线资源 1 表 S2；稀有类格局与验证集一致。部署配对的 PR 曲线见补充材料图 S1。</w:t>
       </w:r>
     </w:p>
     <w:p>
@@ -2620,7 +2620,7 @@
         <w:rPr>
           <w:i w:val="0"/>
         </w:rPr>
-        <w:t>另外三组测量为"实时"二字划出精确边界。其一，延迟预算在 640×640 下分解得很干净：主机到设备传输 0.48 ms、GPU 计算 49.6 ms、设备回传 0.06 ms——引擎本身并不是需要盯防的瓶颈，CPU 侧才是：纯 Python 前/后处理管线的开销会超过 GPU 时间（640×640 图源的 JPEG 解码与缩放 17.1 ms、1080p 源 107.9 ms；优化 C 实现的归一化与排布转换 6.8 ms；约 370 候选的 NMS 仅 0.5 ms），TensorRT 的 enqueue 开销另有 9.5–10.4 ms，因此生产管线的前/后处理应当以 C 或 CUDA 实现。其二，持续运行稳定：连续 12,000 次推理（10.7 分钟）吞吐保持 20.0 FPS，第 99 百分位延迟 51.3 ms，GPU 温度峰值 55.5 °C，全程无热节流事件、无降频。其三，轨级功耗实测（INA3221）：空闲 3.4 W，持续满载总输入 ≈7.0 W，其中约 5.0 W 落在 GPU 与 CPU 轨——即上文引用的口径。</w:t>
+        <w:t>另外三组测量为"实时"二字划出精确边界。其一，延迟预算在 640×640 下分解得很干净：主机到设备传输 0.48 ms、GPU 计算 49.6 ms、设备回传 0.06 ms——引擎本身并不是需要盯防的瓶颈，CPU 侧才是：纯 Python 前/后处理管线的开销会超过 GPU 时间（640×640 图源的 JPEG 解码与缩放 17.1 ms、1080p 源 107.9 ms；优化 C 实现的归一化与排布转换 6.8 ms；约 370 候选的 NMS 仅 0.5 ms），TensorRT 的 enqueue 开销另有 9.5–10.4 ms，因此生产管线的前/后处理应当以 C 或 CUDA 实现。其二，持续运行稳定：连续 12,000 次推理（10.7 分钟）吞吐保持 20.0 FPS，第 99 百分位延迟 51.3 ms，GPU 温度峰值 55.5 °C，全程无热节流事件、无降频。其三，轨级功耗实测（INA3221）：空闲 3.4 W，持续满载总输入 ≈7.0 W，其中约 5.0 W 落在 GPU 与 CPU 轨——即上文引用的口径。延迟分解与持续运行时序见补充材料图 S2、图 S3。</w:t>
       </w:r>
     </w:p>
     <w:p>

--- a/paper/猪行为检测-中文成稿-v5.docx
+++ b/paper/猪行为检测-中文成稿-v5.docx
@@ -13,9 +13,17 @@
     <w:p>
       <w:r>
         <w:rPr>
+          <w:i w:val="0"/>
+        </w:rPr>
+        <w:t>Zhan Zhang†*，Linlin Gou†</w:t>
+      </w:r>
+    </w:p>
+    <w:p>
+      <w:r>
+        <w:rPr>
           <w:i/>
         </w:rPr>
-        <w:t>[作者/单位 待填]</w:t>
+        <w:t>† 共同一作（贡献相同）｜六盘水师范学院 生物科学与技术学院，贵州 六盘水 553000｜*通讯作者：Zhan Zhang，邮箱：851709772@qq.com</w:t>
       </w:r>
     </w:p>
     <w:p>
@@ -3201,7 +3209,7 @@
         <w:rPr>
           <w:i w:val="0"/>
         </w:rPr>
-        <w:t>作者贡献：[待填]</w:t>
+        <w:t>作者贡献：Z.Z. 与 L.G. 对本工作贡献相同——构思、方法、软件实现、验证、形式化分析、实验调查、数据整理、初稿撰写、审阅修改与可视化。</w:t>
       </w:r>
     </w:p>
     <w:p>
@@ -3209,7 +3217,7 @@
         <w:rPr>
           <w:i w:val="0"/>
         </w:rPr>
-        <w:t>基金资助：[待填]</w:t>
+        <w:t>基金资助：本工作未获得专项资助。</w:t>
       </w:r>
     </w:p>
     <w:p>

--- a/paper/猪行为检测-中文成稿-v5.docx
+++ b/paper/猪行为检测-中文成稿-v5.docx
@@ -15,7 +15,7 @@
         <w:rPr>
           <w:i w:val="0"/>
         </w:rPr>
-        <w:t>Zhan Zhang†*，Linlin Gou†</w:t>
+        <w:t>张展†*，勾林林†</w:t>
       </w:r>
     </w:p>
     <w:p>
@@ -23,7 +23,7 @@
         <w:rPr>
           <w:i/>
         </w:rPr>
-        <w:t>† 共同一作（贡献相同）｜六盘水师范学院 生物科学与技术学院，贵州 六盘水 553000｜*通讯作者：Zhan Zhang，邮箱：851709772@qq.com</w:t>
+        <w:t>† 共同一作（贡献相同）｜六盘水师范学院 生物科学与技术学院，贵州 六盘水 553000｜*通讯作者：张展，邮箱：851709772@qq.com</w:t>
       </w:r>
     </w:p>
     <w:p>
